--- a/preview/docxs/10-compact-pro.docx
+++ b/preview/docxs/10-compact-pro.docx
@@ -508,7 +508,7 @@
         </w:rPr>
         <w:t xml:space="preserve">Demo: </w:t>
       </w:r>
-      <w:hyperlink w:history="1" r:id="rIdxttazetqjdzvyk35pxpwm">
+      <w:hyperlink w:history="1" r:id="rId0tyst29qits8mt6zlsat6">
         <w:r>
           <w:rPr>
             <w:color w:val="1d4ed8"/>
@@ -536,7 +536,7 @@
         </w:rPr>
         <w:t xml:space="preserve">Code: </w:t>
       </w:r>
-      <w:hyperlink w:history="1" r:id="rIdkcjm0nsbkaje6gbfpfqxh">
+      <w:hyperlink w:history="1" r:id="rIdxhotdrz2vzpw3ogdkrejf">
         <w:r>
           <w:rPr>
             <w:color w:val="1d4ed8"/>
@@ -626,7 +626,7 @@
         </w:rPr>
         <w:t xml:space="preserve">Demo: </w:t>
       </w:r>
-      <w:hyperlink w:history="1" r:id="rId_syhfessiiwej_9xdkh0h">
+      <w:hyperlink w:history="1" r:id="rIdgyhtyfzurswwqz8pohab9">
         <w:r>
           <w:rPr>
             <w:color w:val="1d4ed8"/>
@@ -1060,7 +1060,7 @@
         </w:rPr>
         <w:t xml:space="preserve">Portfolio: </w:t>
       </w:r>
-      <w:hyperlink w:history="1" r:id="rIdue5_dqbyxhyssgznc24vd">
+      <w:hyperlink w:history="1" r:id="rIdvpt8qymdcpxylllzm8d05">
         <w:r>
           <w:rPr>
             <w:color w:val="1d4ed8"/>
